--- a/docs/word/screens/screen-spec-SC-28.docx
+++ b/docs/word/screens/screen-spec-SC-28.docx
@@ -4018,233 +4018,18 @@
         <w:t xml:space="preserve">9. Open questions</w:t>
       </w:r>
     </w:p>
-    <w:tbl>
-      <w:tblPr>
-        <w:tblStyle w:val="Table"/>
-        <w:tblLook w:firstRow="1" w:lastRow="0" w:firstColumn="0" w:lastColumn="0" w:noHBand="0" w:noVBand="0" w:val="0020"/>
-        <w:jc w:val="start"/>
-        <w:tblBorders>
-          <w:top w:val="single" w:sz="4" w:color="C9CED6"/>
-          <w:left w:val="single" w:sz="4" w:color="C9CED6"/>
-          <w:bottom w:val="single" w:sz="4" w:color="C9CED6"/>
-          <w:right w:val="single" w:sz="4" w:color="C9CED6"/>
-          <w:insideH w:val="single" w:sz="4" w:color="C9CED6"/>
-          <w:insideV w:val="single" w:sz="4" w:color="C9CED6"/>
-        </w:tblBorders>
-        <w:tblW w:w="5000" w:type="pct"/>
-      </w:tblPr>
-      <w:tblGrid>
-        <w:gridCol w:w="2465"/>
-        <w:gridCol w:w="2465"/>
-        <w:gridCol w:w="2465"/>
-        <w:gridCol w:w="2465"/>
-      </w:tblGrid>
-      <w:tr>
-        <w:trPr>
-          <w:tblHeader w:val="true"/>
-        </w:trPr>
-        <w:tc>
-          <w:tcPr>
-            <w:shd w:val="clear" w:color="auto" w:fill="E4ECF7"/>
-          </w:tcPr>
-          <w:p>
-            <w:pPr>
-              <w:pStyle w:val="Compact"/>
-              <w:jc w:val="left"/>
-            </w:pPr>
-            <w:r>
-              <w:rPr>
-                <w:b/>
-                <w:color w:val="1F2A5C"/>
-                <w:sz w:val="17"/>
-              </w:rPr>
-              <w:t xml:space="preserve">#</w:t>
-            </w:r>
-          </w:p>
-        </w:tc>
-        <w:tc>
-          <w:tcPr>
-            <w:shd w:val="clear" w:color="auto" w:fill="E4ECF7"/>
-          </w:tcPr>
-          <w:p>
-            <w:pPr>
-              <w:pStyle w:val="Compact"/>
-              <w:jc w:val="left"/>
-            </w:pPr>
-            <w:r>
-              <w:rPr>
-                <w:b/>
-                <w:color w:val="1F2A5C"/>
-                <w:sz w:val="17"/>
-              </w:rPr>
-              <w:t xml:space="preserve">Question</w:t>
-            </w:r>
-          </w:p>
-        </w:tc>
-        <w:tc>
-          <w:tcPr>
-            <w:shd w:val="clear" w:color="auto" w:fill="E4ECF7"/>
-          </w:tcPr>
-          <w:p>
-            <w:pPr>
-              <w:pStyle w:val="Compact"/>
-              <w:jc w:val="left"/>
-            </w:pPr>
-            <w:r>
-              <w:rPr>
-                <w:b/>
-                <w:color w:val="1F2A5C"/>
-                <w:sz w:val="17"/>
-              </w:rPr>
-              <w:t xml:space="preserve">Blocking?</w:t>
-            </w:r>
-          </w:p>
-        </w:tc>
-        <w:tc>
-          <w:tcPr>
-            <w:shd w:val="clear" w:color="auto" w:fill="E4ECF7"/>
-          </w:tcPr>
-          <w:p>
-            <w:pPr>
-              <w:pStyle w:val="Compact"/>
-              <w:jc w:val="left"/>
-            </w:pPr>
-            <w:r>
-              <w:rPr>
-                <w:b/>
-                <w:color w:val="1F2A5C"/>
-                <w:sz w:val="17"/>
-              </w:rPr>
-              <w:t xml:space="preserve">Status</w:t>
-            </w:r>
-          </w:p>
-        </w:tc>
-      </w:tr>
-      <w:tr>
-        <w:tc>
-          <w:tcPr/>
-          <w:p>
-            <w:pPr>
-              <w:pStyle w:val="Compact"/>
-              <w:jc w:val="left"/>
-            </w:pPr>
-            <w:r>
-              <w:rPr>
-                <w:sz w:val="17"/>
-              </w:rPr>
-              <w:t xml:space="preserve">1</w:t>
-            </w:r>
-          </w:p>
-        </w:tc>
-        <w:tc>
-          <w:tcPr/>
-          <w:p>
-            <w:pPr>
-              <w:pStyle w:val="Compact"/>
-              <w:jc w:val="left"/>
-            </w:pPr>
-            <w:r>
-              <w:rPr>
-                <w:sz w:val="17"/>
-              </w:rPr>
-              <w:t xml:space="preserve">[NEEDS CLARIFICATION: must the proofreader be Vietnamese / a certified translator, and must the proofreader be named in the submitted dossier]</w:t>
-            </w:r>
-          </w:p>
-        </w:tc>
-        <w:tc>
-          <w:tcPr/>
-          <w:p>
-            <w:pPr>
-              <w:pStyle w:val="Compact"/>
-              <w:jc w:val="left"/>
-            </w:pPr>
-            <w:r>
-              <w:rPr>
-                <w:sz w:val="17"/>
-              </w:rPr>
-              <w:t xml:space="preserve">No</w:t>
-            </w:r>
-          </w:p>
-        </w:tc>
-        <w:tc>
-          <w:tcPr/>
-          <w:p>
-            <w:pPr>
-              <w:pStyle w:val="Compact"/>
-              <w:jc w:val="left"/>
-            </w:pPr>
-            <w:r>
-              <w:rPr>
-                <w:sz w:val="17"/>
-              </w:rPr>
-              <w:t xml:space="preserve">Open</w:t>
-            </w:r>
-          </w:p>
-        </w:tc>
-      </w:tr>
-      <w:tr>
-        <w:tc>
-          <w:tcPr/>
-          <w:p>
-            <w:pPr>
-              <w:pStyle w:val="Compact"/>
-              <w:jc w:val="left"/>
-            </w:pPr>
-            <w:r>
-              <w:rPr>
-                <w:sz w:val="17"/>
-              </w:rPr>
-              <w:t xml:space="preserve">2</w:t>
-            </w:r>
-          </w:p>
-        </w:tc>
-        <w:tc>
-          <w:tcPr/>
-          <w:p>
-            <w:pPr>
-              <w:pStyle w:val="Compact"/>
-              <w:jc w:val="left"/>
-            </w:pPr>
-            <w:r>
-              <w:rPr>
-                <w:sz w:val="17"/>
-              </w:rPr>
-              <w:t xml:space="preserve">[NEEDS CLARIFICATION: which machine translation service to use — the script is the production's confidential document]</w:t>
-            </w:r>
-          </w:p>
-        </w:tc>
-        <w:tc>
-          <w:tcPr/>
-          <w:p>
-            <w:pPr>
-              <w:pStyle w:val="Compact"/>
-              <w:jc w:val="left"/>
-            </w:pPr>
-            <w:r>
-              <w:rPr>
-                <w:sz w:val="17"/>
-              </w:rPr>
-              <w:t xml:space="preserve">Yes</w:t>
-            </w:r>
-          </w:p>
-        </w:tc>
-        <w:tc>
-          <w:tcPr/>
-          <w:p>
-            <w:pPr>
-              <w:pStyle w:val="Compact"/>
-              <w:jc w:val="left"/>
-            </w:pPr>
-            <w:r>
-              <w:rPr>
-                <w:sz w:val="17"/>
-              </w:rPr>
-              <w:t xml:space="preserve">Open</w:t>
-            </w:r>
-          </w:p>
-        </w:tc>
-      </w:tr>
-    </w:tbl>
+    <w:p>
+      <w:pPr>
+        <w:pStyle w:val="FirstParagraph"/>
+      </w:pPr>
+      <w:r>
+        <w:rPr>
+          <w:iCs/>
+          <w:i/>
+        </w:rPr>
+        <w:t xml:space="preserve">Open questions are tracked outside this repository until they are resolved.</w:t>
+      </w:r>
+    </w:p>
     <w:bookmarkEnd w:id="31"/>
     <w:bookmarkStart w:id="32" w:name="completion-checklist"/>
     <w:p>

--- a/docs/word/screens/screen-spec-SC-28.docx
+++ b/docs/word/screens/screen-spec-SC-28.docx
@@ -4018,18 +4018,233 @@
         <w:t xml:space="preserve">9. Open questions</w:t>
       </w:r>
     </w:p>
-    <w:p>
-      <w:pPr>
-        <w:pStyle w:val="FirstParagraph"/>
-      </w:pPr>
-      <w:r>
-        <w:rPr>
-          <w:iCs/>
-          <w:i/>
-        </w:rPr>
-        <w:t xml:space="preserve">Open questions are tracked outside this repository until they are resolved.</w:t>
-      </w:r>
-    </w:p>
+    <w:tbl>
+      <w:tblPr>
+        <w:tblStyle w:val="Table"/>
+        <w:tblLook w:firstRow="1" w:lastRow="0" w:firstColumn="0" w:lastColumn="0" w:noHBand="0" w:noVBand="0" w:val="0020"/>
+        <w:jc w:val="start"/>
+        <w:tblBorders>
+          <w:top w:val="single" w:sz="4" w:color="C9CED6"/>
+          <w:left w:val="single" w:sz="4" w:color="C9CED6"/>
+          <w:bottom w:val="single" w:sz="4" w:color="C9CED6"/>
+          <w:right w:val="single" w:sz="4" w:color="C9CED6"/>
+          <w:insideH w:val="single" w:sz="4" w:color="C9CED6"/>
+          <w:insideV w:val="single" w:sz="4" w:color="C9CED6"/>
+        </w:tblBorders>
+        <w:tblW w:w="5000" w:type="pct"/>
+      </w:tblPr>
+      <w:tblGrid>
+        <w:gridCol w:w="2465"/>
+        <w:gridCol w:w="2465"/>
+        <w:gridCol w:w="2465"/>
+        <w:gridCol w:w="2465"/>
+      </w:tblGrid>
+      <w:tr>
+        <w:trPr>
+          <w:tblHeader w:val="true"/>
+        </w:trPr>
+        <w:tc>
+          <w:tcPr>
+            <w:shd w:val="clear" w:color="auto" w:fill="E4ECF7"/>
+          </w:tcPr>
+          <w:p>
+            <w:pPr>
+              <w:pStyle w:val="Compact"/>
+              <w:jc w:val="left"/>
+            </w:pPr>
+            <w:r>
+              <w:rPr>
+                <w:b/>
+                <w:color w:val="1F2A5C"/>
+                <w:sz w:val="17"/>
+              </w:rPr>
+              <w:t xml:space="preserve">#</w:t>
+            </w:r>
+          </w:p>
+        </w:tc>
+        <w:tc>
+          <w:tcPr>
+            <w:shd w:val="clear" w:color="auto" w:fill="E4ECF7"/>
+          </w:tcPr>
+          <w:p>
+            <w:pPr>
+              <w:pStyle w:val="Compact"/>
+              <w:jc w:val="left"/>
+            </w:pPr>
+            <w:r>
+              <w:rPr>
+                <w:b/>
+                <w:color w:val="1F2A5C"/>
+                <w:sz w:val="17"/>
+              </w:rPr>
+              <w:t xml:space="preserve">Question</w:t>
+            </w:r>
+          </w:p>
+        </w:tc>
+        <w:tc>
+          <w:tcPr>
+            <w:shd w:val="clear" w:color="auto" w:fill="E4ECF7"/>
+          </w:tcPr>
+          <w:p>
+            <w:pPr>
+              <w:pStyle w:val="Compact"/>
+              <w:jc w:val="left"/>
+            </w:pPr>
+            <w:r>
+              <w:rPr>
+                <w:b/>
+                <w:color w:val="1F2A5C"/>
+                <w:sz w:val="17"/>
+              </w:rPr>
+              <w:t xml:space="preserve">Blocking?</w:t>
+            </w:r>
+          </w:p>
+        </w:tc>
+        <w:tc>
+          <w:tcPr>
+            <w:shd w:val="clear" w:color="auto" w:fill="E4ECF7"/>
+          </w:tcPr>
+          <w:p>
+            <w:pPr>
+              <w:pStyle w:val="Compact"/>
+              <w:jc w:val="left"/>
+            </w:pPr>
+            <w:r>
+              <w:rPr>
+                <w:b/>
+                <w:color w:val="1F2A5C"/>
+                <w:sz w:val="17"/>
+              </w:rPr>
+              <w:t xml:space="preserve">Status</w:t>
+            </w:r>
+          </w:p>
+        </w:tc>
+      </w:tr>
+      <w:tr>
+        <w:tc>
+          <w:tcPr/>
+          <w:p>
+            <w:pPr>
+              <w:pStyle w:val="Compact"/>
+              <w:jc w:val="left"/>
+            </w:pPr>
+            <w:r>
+              <w:rPr>
+                <w:sz w:val="17"/>
+              </w:rPr>
+              <w:t xml:space="preserve">1</w:t>
+            </w:r>
+          </w:p>
+        </w:tc>
+        <w:tc>
+          <w:tcPr/>
+          <w:p>
+            <w:pPr>
+              <w:pStyle w:val="Compact"/>
+              <w:jc w:val="left"/>
+            </w:pPr>
+            <w:r>
+              <w:rPr>
+                <w:sz w:val="17"/>
+              </w:rPr>
+              <w:t xml:space="preserve">[NEEDS CLARIFICATION: must the proofreader be Vietnamese / a certified translator, and must the proofreader be named in the submitted dossier]</w:t>
+            </w:r>
+          </w:p>
+        </w:tc>
+        <w:tc>
+          <w:tcPr/>
+          <w:p>
+            <w:pPr>
+              <w:pStyle w:val="Compact"/>
+              <w:jc w:val="left"/>
+            </w:pPr>
+            <w:r>
+              <w:rPr>
+                <w:sz w:val="17"/>
+              </w:rPr>
+              <w:t xml:space="preserve">No</w:t>
+            </w:r>
+          </w:p>
+        </w:tc>
+        <w:tc>
+          <w:tcPr/>
+          <w:p>
+            <w:pPr>
+              <w:pStyle w:val="Compact"/>
+              <w:jc w:val="left"/>
+            </w:pPr>
+            <w:r>
+              <w:rPr>
+                <w:sz w:val="17"/>
+              </w:rPr>
+              <w:t xml:space="preserve">Open</w:t>
+            </w:r>
+          </w:p>
+        </w:tc>
+      </w:tr>
+      <w:tr>
+        <w:tc>
+          <w:tcPr/>
+          <w:p>
+            <w:pPr>
+              <w:pStyle w:val="Compact"/>
+              <w:jc w:val="left"/>
+            </w:pPr>
+            <w:r>
+              <w:rPr>
+                <w:sz w:val="17"/>
+              </w:rPr>
+              <w:t xml:space="preserve">2</w:t>
+            </w:r>
+          </w:p>
+        </w:tc>
+        <w:tc>
+          <w:tcPr/>
+          <w:p>
+            <w:pPr>
+              <w:pStyle w:val="Compact"/>
+              <w:jc w:val="left"/>
+            </w:pPr>
+            <w:r>
+              <w:rPr>
+                <w:sz w:val="17"/>
+              </w:rPr>
+              <w:t xml:space="preserve">[NEEDS CLARIFICATION: which machine translation service to use — the script is the production's confidential document]</w:t>
+            </w:r>
+          </w:p>
+        </w:tc>
+        <w:tc>
+          <w:tcPr/>
+          <w:p>
+            <w:pPr>
+              <w:pStyle w:val="Compact"/>
+              <w:jc w:val="left"/>
+            </w:pPr>
+            <w:r>
+              <w:rPr>
+                <w:sz w:val="17"/>
+              </w:rPr>
+              <w:t xml:space="preserve">Yes</w:t>
+            </w:r>
+          </w:p>
+        </w:tc>
+        <w:tc>
+          <w:tcPr/>
+          <w:p>
+            <w:pPr>
+              <w:pStyle w:val="Compact"/>
+              <w:jc w:val="left"/>
+            </w:pPr>
+            <w:r>
+              <w:rPr>
+                <w:sz w:val="17"/>
+              </w:rPr>
+              <w:t xml:space="preserve">Open</w:t>
+            </w:r>
+          </w:p>
+        </w:tc>
+      </w:tr>
+    </w:tbl>
     <w:bookmarkEnd w:id="31"/>
     <w:bookmarkStart w:id="32" w:name="completion-checklist"/>
     <w:p>

--- a/docs/word/screens/screen-spec-SC-28.docx
+++ b/docs/word/screens/screen-spec-SC-28.docx
@@ -505,7 +505,7 @@
       <w:r>
         <w:drawing>
           <wp:inline>
-            <wp:extent cx="5334000" cy="3001713"/>
+            <wp:extent cx="5334000" cy="4009140"/>
             <wp:effectExtent b="0" l="0" r="0" t="0"/>
             <wp:docPr descr="SC-28" title="" id="22" name="Picture"/>
             <a:graphic>
@@ -526,7 +526,7 @@
                   <pic:spPr bwMode="auto">
                     <a:xfrm>
                       <a:off x="0" y="0"/>
-                      <a:ext cx="5334000" cy="3001713"/>
+                      <a:ext cx="5334000" cy="4009140"/>
                     </a:xfrm>
                     <a:prstGeom prst="rect">
                       <a:avLst/>
@@ -1106,7 +1106,7 @@
                 <w:rStyle w:val="VerbatimChar"/>
                 <w:sz w:val="17"/>
               </w:rPr>
-              <w:t xml:space="preserve">bilingual_paragraphs.reviewed_by IS NOT NULL</w:t>
+              <w:t xml:space="preserve">bilingual_paragraph.reviewed_by IS NOT NULL</w:t>
             </w:r>
           </w:p>
         </w:tc>
@@ -1199,7 +1199,7 @@
                 <w:rStyle w:val="VerbatimChar"/>
                 <w:sz w:val="17"/>
               </w:rPr>
-              <w:t xml:space="preserve">bilingual_paragraphs.source_text</w:t>
+              <w:t xml:space="preserve">bilingual_paragraph.source_text</w:t>
             </w:r>
           </w:p>
         </w:tc>
@@ -1292,7 +1292,7 @@
                 <w:rStyle w:val="VerbatimChar"/>
                 <w:sz w:val="17"/>
               </w:rPr>
-              <w:t xml:space="preserve">bilingual_paragraphs.target_text</w:t>
+              <w:t xml:space="preserve">bilingual_paragraph.target_text</w:t>
             </w:r>
           </w:p>
         </w:tc>

--- a/docs/word/screens/screen-spec-SC-28.docx
+++ b/docs/word/screens/screen-spec-SC-28.docx
@@ -989,7 +989,7 @@
                 <w:rStyle w:val="VerbatimChar"/>
                 <w:sz w:val="17"/>
               </w:rPr>
-              <w:t xml:space="preserve">bilingual_docs</w:t>
+              <w:t xml:space="preserve">bilingual_document.doc_code</w:t>
             </w:r>
             <w:r>
               <w:rPr>
